--- a/tillsyn/A 40951-2018 tillsynsbegäran.docx
+++ b/tillsyn/A 40951-2018 tillsynsbegäran.docx
@@ -454,7 +454,7 @@
     <w:r>
       <w:tab/>
       <w:tab/>
-      <w:t>2024-02-15</w:t>
+      <w:t>2024-02-16</w:t>
       <w:br/>
       <w:br/>
     </w:r>

--- a/tillsyn/A 40951-2018 tillsynsbegäran.docx
+++ b/tillsyn/A 40951-2018 tillsynsbegäran.docx
@@ -454,7 +454,7 @@
     <w:r>
       <w:tab/>
       <w:tab/>
-      <w:t>2024-02-16</w:t>
+      <w:t>2024-02-19</w:t>
       <w:br/>
       <w:br/>
     </w:r>

--- a/tillsyn/A 40951-2018 tillsynsbegäran.docx
+++ b/tillsyn/A 40951-2018 tillsynsbegäran.docx
@@ -454,7 +454,7 @@
     <w:r>
       <w:tab/>
       <w:tab/>
-      <w:t>2024-02-19</w:t>
+      <w:t>2024-02-21</w:t>
       <w:br/>
       <w:br/>
     </w:r>

--- a/tillsyn/A 40951-2018 tillsynsbegäran.docx
+++ b/tillsyn/A 40951-2018 tillsynsbegäran.docx
@@ -454,7 +454,7 @@
     <w:r>
       <w:tab/>
       <w:tab/>
-      <w:t>2024-02-21</w:t>
+      <w:t>2024-02-22</w:t>
       <w:br/>
       <w:br/>
     </w:r>

--- a/tillsyn/A 40951-2018 tillsynsbegäran.docx
+++ b/tillsyn/A 40951-2018 tillsynsbegäran.docx
@@ -454,7 +454,7 @@
     <w:r>
       <w:tab/>
       <w:tab/>
-      <w:t>2024-02-22</w:t>
+      <w:t>2024-02-23</w:t>
       <w:br/>
       <w:br/>
     </w:r>

--- a/tillsyn/A 40951-2018 tillsynsbegäran.docx
+++ b/tillsyn/A 40951-2018 tillsynsbegäran.docx
@@ -102,13 +102,21 @@
       <w:r>
         <w:t>Följande fridlysta arter har sina livsmiljöer och växtplatser i den avverkningsanmälda skogen: knärot (VU, §8) och blåsippa (§9).</w:t>
       </w:r>
+    </w:p>
+    <w:p>
       <w:r>
-        <w:t xml:space="preserve"> I BILAGA 1 finns information om ekologi samt krav på livsmiljö hos fridlysta arter.</w:t>
+        <w:rPr>
+          <w:b/>
+        </w:rPr>
+        <w:t>Knärot (VU, §8)</w:t>
+      </w:r>
+      <w:r>
+        <w:t xml:space="preserve"> är rödlistad som sårbar (VU). För att knärot inte ska ta skada av skogsbruksåtgärder i intilliggande skog krävs buffertzoner på minst 50 meter (Johnson, 2014; Koelmeijer m.fl., 2022; Skogsstyrelsen, 2022). Arten är även känslig för gallring vilket framgår av Skogsstyrelsens egen vägledning för hänsyn till knärot (Skogsstyrelsen, 2022). För rika förekomster av knärot är reservatsbildning eller biotopskydd lämpliga åtgärder för att skydda den (SLU Artdatabanken, 2023).</w:t>
       </w:r>
     </w:p>
     <w:p>
       <w:r>
-        <w:t>I det avverkningsanmälda området finns 4 fyndplatser för knärot registrerade på Artportalen. För att knärotslokaler inte ska försvinna vid avverkning krävs att en buffertzon på 50 m lämnas kring samtliga fyndplatser. Figur 2 visar gränserna för dessa buffertzoner.</w:t>
+        <w:t>I det avverkningsanmälda området finns 4 fyndplatser för knärot registrerade på Artportalen. Figur 2 visar gränserna för buffertzoner på 50 m, som behöver lämnas kring fyndplatserna för att knärotslokalerna inte ska försvinna vid en avverkning</w:t>
       </w:r>
     </w:p>
     <w:p>
@@ -156,6 +164,16 @@
       </w:pPr>
       <w:r>
         <w:t>Figur 2. Fyndplatser och buffertzoner för knärot i det avverkningsanmälda området. Endast fyndplaster vars buffertzoner överlappar med det avverkningsanmälda området har tagits med i visualiseringen. Kartans mittpunktskoordinat är N 6700130, E 565496 i SWEREF 99 TM.</w:t>
+      </w:r>
+    </w:p>
+    <w:p>
+      <w:pPr>
+        <w:pStyle w:val="Caption"/>
+      </w:pPr>
+    </w:p>
+    <w:p>
+      <w:r>
+        <w:t>I BILAGA 1 finns mer detaljerad information om ekologi samt krav på livsmiljö hos fridlysta arter.</w:t>
       </w:r>
     </w:p>
     <w:p>
@@ -454,7 +472,7 @@
     <w:r>
       <w:tab/>
       <w:tab/>
-      <w:t>2024-02-23</w:t>
+      <w:t>2024-02-24</w:t>
       <w:br/>
       <w:br/>
     </w:r>

--- a/tillsyn/A 40951-2018 tillsynsbegäran.docx
+++ b/tillsyn/A 40951-2018 tillsynsbegäran.docx
@@ -472,7 +472,7 @@
     <w:r>
       <w:tab/>
       <w:tab/>
-      <w:t>2024-02-24</w:t>
+      <w:t>2024-02-25</w:t>
       <w:br/>
       <w:br/>
     </w:r>

--- a/tillsyn/A 40951-2018 tillsynsbegäran.docx
+++ b/tillsyn/A 40951-2018 tillsynsbegäran.docx
@@ -40,7 +40,7 @@
     </w:p>
     <w:p>
       <w:r>
-        <w:t>De påträffade naturvårdsarterna är ett tydligt kvitto på att detta rör sig om en skog med mycket höga naturvärden. I Figur 1 visas en karta över det avverkningsanmälda området, där samtliga fyndplatser för naturvårdsarter som finns registrerade på Artportalen har markerats.</w:t>
+        <w:t>De påträffade naturvårdsarterna är ett tydligt kvitto på att detta rör sig om en skog med höga naturvärden. I Figur 1 visas en karta över det avverkningsanmälda området, där samtliga fyndplatser för naturvårdsarter som finns registrerade på Artportalen har markerats.</w:t>
       </w:r>
     </w:p>
     <w:p>
@@ -472,7 +472,7 @@
     <w:r>
       <w:tab/>
       <w:tab/>
-      <w:t>2024-02-25</w:t>
+      <w:t>2024-02-26</w:t>
       <w:br/>
       <w:br/>
     </w:r>

--- a/tillsyn/A 40951-2018 tillsynsbegäran.docx
+++ b/tillsyn/A 40951-2018 tillsynsbegäran.docx
@@ -472,7 +472,7 @@
     <w:r>
       <w:tab/>
       <w:tab/>
-      <w:t>2024-02-26</w:t>
+      <w:t>2024-02-27</w:t>
       <w:br/>
       <w:br/>
     </w:r>

--- a/tillsyn/A 40951-2018 tillsynsbegäran.docx
+++ b/tillsyn/A 40951-2018 tillsynsbegäran.docx
@@ -472,7 +472,7 @@
     <w:r>
       <w:tab/>
       <w:tab/>
-      <w:t>2024-02-27</w:t>
+      <w:t>2024-02-28</w:t>
       <w:br/>
       <w:br/>
     </w:r>

--- a/tillsyn/A 40951-2018 tillsynsbegäran.docx
+++ b/tillsyn/A 40951-2018 tillsynsbegäran.docx
@@ -472,7 +472,7 @@
     <w:r>
       <w:tab/>
       <w:tab/>
-      <w:t>2024-02-28</w:t>
+      <w:t>2024-02-29</w:t>
       <w:br/>
       <w:br/>
     </w:r>

--- a/tillsyn/A 40951-2018 tillsynsbegäran.docx
+++ b/tillsyn/A 40951-2018 tillsynsbegäran.docx
@@ -472,7 +472,7 @@
     <w:r>
       <w:tab/>
       <w:tab/>
-      <w:t>2024-02-29</w:t>
+      <w:t>2024-03-01</w:t>
       <w:br/>
       <w:br/>
     </w:r>

--- a/tillsyn/A 40951-2018 tillsynsbegäran.docx
+++ b/tillsyn/A 40951-2018 tillsynsbegäran.docx
@@ -472,7 +472,7 @@
     <w:r>
       <w:tab/>
       <w:tab/>
-      <w:t>2024-03-01</w:t>
+      <w:t>2024-03-02</w:t>
       <w:br/>
       <w:br/>
     </w:r>

--- a/tillsyn/A 40951-2018 tillsynsbegäran.docx
+++ b/tillsyn/A 40951-2018 tillsynsbegäran.docx
@@ -472,7 +472,7 @@
     <w:r>
       <w:tab/>
       <w:tab/>
-      <w:t>2024-03-02</w:t>
+      <w:t>2024-03-03</w:t>
       <w:br/>
       <w:br/>
     </w:r>

--- a/tillsyn/A 40951-2018 tillsynsbegäran.docx
+++ b/tillsyn/A 40951-2018 tillsynsbegäran.docx
@@ -472,7 +472,7 @@
     <w:r>
       <w:tab/>
       <w:tab/>
-      <w:t>2024-03-03</w:t>
+      <w:t>2024-03-04</w:t>
       <w:br/>
       <w:br/>
     </w:r>

--- a/tillsyn/A 40951-2018 tillsynsbegäran.docx
+++ b/tillsyn/A 40951-2018 tillsynsbegäran.docx
@@ -472,7 +472,7 @@
     <w:r>
       <w:tab/>
       <w:tab/>
-      <w:t>2024-03-04</w:t>
+      <w:t>2024-03-05</w:t>
       <w:br/>
       <w:br/>
     </w:r>

--- a/tillsyn/A 40951-2018 tillsynsbegäran.docx
+++ b/tillsyn/A 40951-2018 tillsynsbegäran.docx
@@ -472,7 +472,7 @@
     <w:r>
       <w:tab/>
       <w:tab/>
-      <w:t>2024-03-05</w:t>
+      <w:t>2024-03-06</w:t>
       <w:br/>
       <w:br/>
     </w:r>

--- a/tillsyn/A 40951-2018 tillsynsbegäran.docx
+++ b/tillsyn/A 40951-2018 tillsynsbegäran.docx
@@ -116,7 +116,7 @@
     </w:p>
     <w:p>
       <w:r>
-        <w:t>I det avverkningsanmälda området finns 4 fyndplatser för knärot registrerade på Artportalen. Figur 2 visar gränserna för buffertzoner på 50 m, som behöver lämnas kring fyndplatserna för att knärotslokalerna inte ska försvinna vid en avverkning</w:t>
+        <w:t>I det avverkningsanmälda området finns 4 fyndplatser för knärot registrerade på Artportalen. Figur 2 visar gränserna för buffertzoner på 50 m, som behöver lämnas kring fyndplatserna för att knärotslokalerna inte ska försvinna vid en avverkning. Av det avverkningsanmälda området överlappar 1.03 ha med buffertzonerna och får av detta skäl inte avverkas.</w:t>
       </w:r>
     </w:p>
     <w:p>
@@ -472,7 +472,7 @@
     <w:r>
       <w:tab/>
       <w:tab/>
-      <w:t>2024-03-06</w:t>
+      <w:t>2024-03-07</w:t>
       <w:br/>
       <w:br/>
     </w:r>

--- a/tillsyn/A 40951-2018 tillsynsbegäran.docx
+++ b/tillsyn/A 40951-2018 tillsynsbegäran.docx
@@ -472,7 +472,7 @@
     <w:r>
       <w:tab/>
       <w:tab/>
-      <w:t>2024-03-07</w:t>
+      <w:t>2024-03-08</w:t>
       <w:br/>
       <w:br/>
     </w:r>

--- a/tillsyn/A 40951-2018 tillsynsbegäran.docx
+++ b/tillsyn/A 40951-2018 tillsynsbegäran.docx
@@ -472,7 +472,7 @@
     <w:r>
       <w:tab/>
       <w:tab/>
-      <w:t>2024-03-08</w:t>
+      <w:t>2024-03-09</w:t>
       <w:br/>
       <w:br/>
     </w:r>

--- a/tillsyn/A 40951-2018 tillsynsbegäran.docx
+++ b/tillsyn/A 40951-2018 tillsynsbegäran.docx
@@ -472,7 +472,7 @@
     <w:r>
       <w:tab/>
       <w:tab/>
-      <w:t>2024-03-09</w:t>
+      <w:t>2024-03-10</w:t>
       <w:br/>
       <w:br/>
     </w:r>

--- a/tillsyn/A 40951-2018 tillsynsbegäran.docx
+++ b/tillsyn/A 40951-2018 tillsynsbegäran.docx
@@ -472,7 +472,7 @@
     <w:r>
       <w:tab/>
       <w:tab/>
-      <w:t>2024-03-10</w:t>
+      <w:t>2024-03-11</w:t>
       <w:br/>
       <w:br/>
     </w:r>

--- a/tillsyn/A 40951-2018 tillsynsbegäran.docx
+++ b/tillsyn/A 40951-2018 tillsynsbegäran.docx
@@ -472,7 +472,7 @@
     <w:r>
       <w:tab/>
       <w:tab/>
-      <w:t>2024-03-11</w:t>
+      <w:t>2024-03-12</w:t>
       <w:br/>
       <w:br/>
     </w:r>

--- a/tillsyn/A 40951-2018 tillsynsbegäran.docx
+++ b/tillsyn/A 40951-2018 tillsynsbegäran.docx
@@ -472,7 +472,7 @@
     <w:r>
       <w:tab/>
       <w:tab/>
-      <w:t>2024-03-12</w:t>
+      <w:t>2024-03-13</w:t>
       <w:br/>
       <w:br/>
     </w:r>
